--- a/Arti Narwade.docx
+++ b/Arti Narwade.docx
@@ -264,15 +264,61 @@
           <w:sz w:val="20"/>
           <w:szCs w:val="20"/>
         </w:rPr>
-        <w:t>3 years and 1 month</w:t>
-      </w:r>
-      <w:r>
-        <w:rPr>
-          <w:rFonts w:ascii="Arial" w:hAnsi="Arial" w:cs="Arial"/>
-          <w:sz w:val="20"/>
-          <w:szCs w:val="20"/>
-        </w:rPr>
-        <w:t xml:space="preserve"> of experience contributing to scalable test automation frameworks for Web and API applications using Java, Selenium WebDriver, TestNG and POM. Hands on in UI and API testing including Rest Assured, Postman and SQL validations. Experienced in BDD and TDD framework and supporting CI/CD pipelines with GitHub Actions. Strong collaborator in Agile teams, focused on stable automation and high – quality releases.</w:t>
+        <w:t xml:space="preserve">3 years and </w:t>
+      </w:r>
+      <w:r>
+        <w:rPr>
+          <w:rFonts w:ascii="Arial" w:hAnsi="Arial" w:cs="Arial"/>
+          <w:b/>
+          <w:bCs/>
+          <w:sz w:val="20"/>
+          <w:szCs w:val="20"/>
+        </w:rPr>
+        <w:t>6</w:t>
+      </w:r>
+      <w:r>
+        <w:rPr>
+          <w:rFonts w:ascii="Arial" w:hAnsi="Arial" w:cs="Arial"/>
+          <w:b/>
+          <w:bCs/>
+          <w:sz w:val="20"/>
+          <w:szCs w:val="20"/>
+        </w:rPr>
+        <w:t xml:space="preserve"> </w:t>
+      </w:r>
+      <w:r>
+        <w:rPr>
+          <w:rFonts w:ascii="Arial" w:hAnsi="Arial" w:cs="Arial"/>
+          <w:b/>
+          <w:bCs/>
+          <w:sz w:val="20"/>
+          <w:szCs w:val="20"/>
+        </w:rPr>
+        <w:t>months</w:t>
+      </w:r>
+      <w:r>
+        <w:rPr>
+          <w:rFonts w:ascii="Arial" w:hAnsi="Arial" w:cs="Arial"/>
+          <w:sz w:val="20"/>
+          <w:szCs w:val="20"/>
+        </w:rPr>
+        <w:t xml:space="preserve"> of experience contributing to scalable test automation frameworks for Web and API applications using Java, Selenium WebDriver, </w:t>
+      </w:r>
+      <w:r>
+        <w:rPr>
+          <w:rFonts w:ascii="Arial" w:hAnsi="Arial" w:cs="Arial"/>
+          <w:sz w:val="20"/>
+          <w:szCs w:val="20"/>
+        </w:rPr>
+        <w:t xml:space="preserve">Playwright, </w:t>
+      </w:r>
+      <w:r>
+        <w:rPr>
+          <w:rFonts w:ascii="Arial" w:hAnsi="Arial" w:cs="Arial"/>
+          <w:sz w:val="20"/>
+          <w:szCs w:val="20"/>
+        </w:rPr>
+        <w:t>TestNG and POM. Hands on in UI and API testing including Rest Assured, Postman and SQL validations. Experienced in BDD and TDD framework and supporting CI/CD pipelines with GitHub Actions. Strong collaborator in Agile teams, focused on stable automation and high – quality releases.</w:t>
       </w:r>
     </w:p>
     <w:p>
@@ -397,7 +443,23 @@
           <w:sz w:val="20"/>
           <w:szCs w:val="20"/>
         </w:rPr>
-        <w:t xml:space="preserve">Selenium WebDriver, API Testing Using </w:t>
+        <w:t>Selenium WebDriver,</w:t>
+      </w:r>
+      <w:r>
+        <w:rPr>
+          <w:rFonts w:ascii="Arial" w:hAnsi="Arial" w:cs="Arial"/>
+          <w:sz w:val="20"/>
+          <w:szCs w:val="20"/>
+        </w:rPr>
+        <w:t xml:space="preserve"> Playwright,</w:t>
+      </w:r>
+      <w:r>
+        <w:rPr>
+          <w:rFonts w:ascii="Arial" w:hAnsi="Arial" w:cs="Arial"/>
+          <w:sz w:val="20"/>
+          <w:szCs w:val="20"/>
+        </w:rPr>
+        <w:t xml:space="preserve"> API Testing Using </w:t>
       </w:r>
       <w:r>
         <w:rPr>
@@ -431,6 +493,22 @@
         </w:rPr>
         <w:t>Java</w:t>
       </w:r>
+      <w:r>
+        <w:rPr>
+          <w:rFonts w:ascii="Arial" w:hAnsi="Arial" w:cs="Arial"/>
+          <w:sz w:val="20"/>
+          <w:szCs w:val="20"/>
+        </w:rPr>
+        <w:t>, Basics Typescript/</w:t>
+      </w:r>
+      <w:r>
+        <w:rPr>
+          <w:rFonts w:ascii="Arial" w:hAnsi="Arial" w:cs="Arial"/>
+          <w:sz w:val="20"/>
+          <w:szCs w:val="20"/>
+        </w:rPr>
+        <w:t>JavaScript</w:t>
+      </w:r>
     </w:p>
     <w:p>
       <w:pPr>
@@ -462,6 +540,56 @@
           <w:szCs w:val="20"/>
         </w:rPr>
         <w:t>Git Actions)</w:t>
+      </w:r>
+    </w:p>
+    <w:p>
+      <w:pPr>
+        <w:jc w:val="both"/>
+        <w:rPr>
+          <w:rFonts w:ascii="Arial" w:hAnsi="Arial" w:cs="Arial"/>
+          <w:sz w:val="20"/>
+          <w:szCs w:val="20"/>
+        </w:rPr>
+      </w:pPr>
+      <w:r>
+        <w:rPr>
+          <w:rFonts w:ascii="Arial" w:hAnsi="Arial" w:cs="Arial"/>
+          <w:b/>
+          <w:bCs/>
+        </w:rPr>
+        <w:t xml:space="preserve">Applications &amp; Tools: </w:t>
+      </w:r>
+      <w:r>
+        <w:rPr>
+          <w:rFonts w:ascii="Arial" w:hAnsi="Arial" w:cs="Arial"/>
+          <w:sz w:val="20"/>
+          <w:szCs w:val="20"/>
+        </w:rPr>
+        <w:t xml:space="preserve">TestNG, </w:t>
+      </w:r>
+      <w:r>
+        <w:rPr>
+          <w:rFonts w:ascii="Arial" w:hAnsi="Arial" w:cs="Arial"/>
+          <w:sz w:val="20"/>
+          <w:szCs w:val="20"/>
+        </w:rPr>
+        <w:t xml:space="preserve">Git, </w:t>
+      </w:r>
+      <w:r>
+        <w:rPr>
+          <w:rFonts w:ascii="Arial" w:hAnsi="Arial" w:cs="Arial"/>
+          <w:sz w:val="20"/>
+          <w:szCs w:val="20"/>
+        </w:rPr>
+        <w:t>Git Desktop, Jira, Postman, Eclipse, IntelliJ</w:t>
+      </w:r>
+      <w:r>
+        <w:rPr>
+          <w:rFonts w:ascii="Arial" w:hAnsi="Arial" w:cs="Arial"/>
+          <w:sz w:val="20"/>
+          <w:szCs w:val="20"/>
+        </w:rPr>
+        <w:t>, Visual Studio Code</w:t>
       </w:r>
     </w:p>
     <w:p>
@@ -486,32 +614,48 @@
           <w:rFonts w:ascii="Arial" w:hAnsi="Arial" w:cs="Arial"/>
           <w:b/>
           <w:bCs/>
-        </w:rPr>
-        <w:t xml:space="preserve">Applications &amp; Tools: </w:t>
-      </w:r>
-      <w:r>
-        <w:rPr>
-          <w:rFonts w:ascii="Arial" w:hAnsi="Arial" w:cs="Arial"/>
-          <w:sz w:val="20"/>
-          <w:szCs w:val="20"/>
-        </w:rPr>
-        <w:t xml:space="preserve">TestNG, </w:t>
-      </w:r>
-      <w:r>
-        <w:rPr>
-          <w:rFonts w:ascii="Arial" w:hAnsi="Arial" w:cs="Arial"/>
-          <w:sz w:val="20"/>
-          <w:szCs w:val="20"/>
-        </w:rPr>
-        <w:t xml:space="preserve">Git, </w:t>
-      </w:r>
-      <w:r>
-        <w:rPr>
-          <w:rFonts w:ascii="Arial" w:hAnsi="Arial" w:cs="Arial"/>
-          <w:sz w:val="20"/>
-          <w:szCs w:val="20"/>
-        </w:rPr>
-        <w:t>Git Desktop, Jira, Postman, Eclipse, IntelliJ</w:t>
+          <w:sz w:val="20"/>
+          <w:szCs w:val="20"/>
+        </w:rPr>
+        <w:t xml:space="preserve">AI </w:t>
+      </w:r>
+      <w:r>
+        <w:rPr>
+          <w:rFonts w:ascii="Arial" w:hAnsi="Arial" w:cs="Arial"/>
+          <w:b/>
+          <w:bCs/>
+          <w:sz w:val="20"/>
+          <w:szCs w:val="20"/>
+        </w:rPr>
+        <w:t>Assisted Development</w:t>
+      </w:r>
+      <w:r>
+        <w:rPr>
+          <w:rFonts w:ascii="Arial" w:hAnsi="Arial" w:cs="Arial"/>
+          <w:b/>
+          <w:bCs/>
+          <w:sz w:val="20"/>
+          <w:szCs w:val="20"/>
+        </w:rPr>
+        <w:t xml:space="preserve"> Tools</w:t>
+      </w:r>
+      <w:r>
+        <w:rPr>
+          <w:rFonts w:ascii="Arial" w:hAnsi="Arial" w:cs="Arial"/>
+          <w:b/>
+          <w:bCs/>
+          <w:sz w:val="20"/>
+          <w:szCs w:val="20"/>
+        </w:rPr>
+        <w:t>:</w:t>
+      </w:r>
+      <w:r>
+        <w:rPr>
+          <w:rFonts w:ascii="Arial" w:hAnsi="Arial" w:cs="Arial"/>
+          <w:sz w:val="20"/>
+          <w:szCs w:val="20"/>
+        </w:rPr>
+        <w:t xml:space="preserve"> GitHub Copilot and ChatGPT</w:t>
       </w:r>
     </w:p>
     <w:p>
@@ -612,7 +756,39 @@
             <w14:bevelT w14:w="25400" w14:h="38100" w14:prst="circle"/>
           </w14:props3d>
         </w:rPr>
-        <w:t>PROFESSIONAL EXPERIENCE (3.1 YEARS)</w:t>
+        <w:t>PROFESSIONAL EXPERIENCE (3.</w:t>
+      </w:r>
+      <w:r>
+        <w:rPr>
+          <w:rFonts w:ascii="Arial" w:hAnsi="Arial" w:cs="Arial"/>
+          <w:b/>
+          <w:color w:val="0F9ED5" w:themeColor="accent4"/>
+          <w14:textOutline w14:w="0" w14:cap="flat" w14:cmpd="sng" w14:algn="ctr">
+            <w14:noFill/>
+            <w14:prstDash w14:val="solid"/>
+            <w14:round/>
+          </w14:textOutline>
+          <w14:props3d w14:extrusionH="57150" w14:contourW="0" w14:prstMaterial="softEdge">
+            <w14:bevelT w14:w="25400" w14:h="38100" w14:prst="circle"/>
+          </w14:props3d>
+        </w:rPr>
+        <w:t>6</w:t>
+      </w:r>
+      <w:r>
+        <w:rPr>
+          <w:rFonts w:ascii="Arial" w:hAnsi="Arial" w:cs="Arial"/>
+          <w:b/>
+          <w:color w:val="0F9ED5" w:themeColor="accent4"/>
+          <w14:textOutline w14:w="0" w14:cap="flat" w14:cmpd="sng" w14:algn="ctr">
+            <w14:noFill/>
+            <w14:prstDash w14:val="solid"/>
+            <w14:round/>
+          </w14:textOutline>
+          <w14:props3d w14:extrusionH="57150" w14:contourW="0" w14:prstMaterial="softEdge">
+            <w14:bevelT w14:w="25400" w14:h="38100" w14:prst="circle"/>
+          </w14:props3d>
+        </w:rPr>
+        <w:t xml:space="preserve"> YEARS)</w:t>
       </w:r>
     </w:p>
     <w:p>
@@ -758,6 +934,24 @@
           <w:szCs w:val="20"/>
         </w:rPr>
         <w:t>Selenium WebDriver</w:t>
+      </w:r>
+      <w:r>
+        <w:rPr>
+          <w:rFonts w:ascii="Arial" w:hAnsi="Arial" w:cs="Arial"/>
+          <w:sz w:val="20"/>
+          <w:szCs w:val="20"/>
+        </w:rPr>
+        <w:t xml:space="preserve">, </w:t>
+      </w:r>
+      <w:r>
+        <w:rPr>
+          <w:rFonts w:ascii="Arial" w:hAnsi="Arial" w:cs="Arial"/>
+          <w:b/>
+          <w:bCs/>
+          <w:sz w:val="20"/>
+          <w:szCs w:val="20"/>
+        </w:rPr>
+        <w:t>Playwright</w:t>
       </w:r>
       <w:r>
         <w:rPr>
@@ -1594,16 +1788,6 @@
         </w:rPr>
         <w:t>.</w:t>
       </w:r>
-    </w:p>
-    <w:p>
-      <w:pPr>
-        <w:pStyle w:val="ListParagraph"/>
-        <w:rPr>
-          <w:rFonts w:ascii="Arial" w:hAnsi="Arial" w:cs="Arial"/>
-          <w:sz w:val="20"/>
-          <w:szCs w:val="20"/>
-        </w:rPr>
-      </w:pPr>
     </w:p>
     <w:p>
       <w:pPr>
@@ -1883,6 +2067,7 @@
           <w:sz w:val="20"/>
           <w:szCs w:val="20"/>
         </w:rPr>
+        <w:lastRenderedPageBreak/>
         <w:t xml:space="preserve">Designed and automated the UI test Cases using </w:t>
       </w:r>
       <w:r>
@@ -1968,7 +2153,291 @@
           <w:sz w:val="20"/>
           <w:szCs w:val="20"/>
         </w:rPr>
-        <w:lastRenderedPageBreak/>
+        <w:t xml:space="preserve">Contributed to migration of the existing Selenium automation framework to </w:t>
+      </w:r>
+      <w:r>
+        <w:rPr>
+          <w:rFonts w:ascii="Arial" w:eastAsia="Calibri" w:hAnsi="Arial" w:cs="Arial"/>
+          <w:b/>
+          <w:bCs/>
+          <w:sz w:val="20"/>
+          <w:szCs w:val="20"/>
+        </w:rPr>
+        <w:t>Playwright</w:t>
+      </w:r>
+      <w:r>
+        <w:rPr>
+          <w:rFonts w:ascii="Arial" w:eastAsia="Calibri" w:hAnsi="Arial" w:cs="Arial"/>
+          <w:sz w:val="20"/>
+          <w:szCs w:val="20"/>
+        </w:rPr>
+        <w:t xml:space="preserve"> for improved execution speed, reliability and cross-browser compatibility.</w:t>
+      </w:r>
+    </w:p>
+    <w:p>
+      <w:pPr>
+        <w:pStyle w:val="ListParagraph"/>
+        <w:numPr>
+          <w:ilvl w:val="0"/>
+          <w:numId w:val="15"/>
+        </w:numPr>
+        <w:spacing w:after="43"/>
+        <w:rPr>
+          <w:rFonts w:ascii="Arial" w:eastAsia="Calibri" w:hAnsi="Arial" w:cs="Arial"/>
+          <w:sz w:val="20"/>
+          <w:szCs w:val="20"/>
+        </w:rPr>
+      </w:pPr>
+      <w:r>
+        <w:rPr>
+          <w:rFonts w:ascii="Arial" w:eastAsia="Calibri" w:hAnsi="Arial" w:cs="Arial"/>
+          <w:sz w:val="20"/>
+          <w:szCs w:val="20"/>
+        </w:rPr>
+        <w:t xml:space="preserve">Developed and maintained Playwright automation scripts with support from </w:t>
+      </w:r>
+      <w:r>
+        <w:rPr>
+          <w:rFonts w:ascii="Arial" w:eastAsia="Calibri" w:hAnsi="Arial" w:cs="Arial"/>
+          <w:b/>
+          <w:bCs/>
+          <w:sz w:val="20"/>
+          <w:szCs w:val="20"/>
+        </w:rPr>
+        <w:t>AI-assisted</w:t>
+      </w:r>
+      <w:r>
+        <w:rPr>
+          <w:rFonts w:ascii="Arial" w:eastAsia="Calibri" w:hAnsi="Arial" w:cs="Arial"/>
+          <w:sz w:val="20"/>
+          <w:szCs w:val="20"/>
+        </w:rPr>
+        <w:t xml:space="preserve"> development tools such as </w:t>
+      </w:r>
+      <w:r>
+        <w:rPr>
+          <w:rFonts w:ascii="Arial" w:eastAsia="Calibri" w:hAnsi="Arial" w:cs="Arial"/>
+          <w:b/>
+          <w:bCs/>
+          <w:sz w:val="20"/>
+          <w:szCs w:val="20"/>
+        </w:rPr>
+        <w:t>GitHub</w:t>
+      </w:r>
+      <w:r>
+        <w:rPr>
+          <w:rFonts w:ascii="Arial" w:eastAsia="Calibri" w:hAnsi="Arial" w:cs="Arial"/>
+          <w:sz w:val="20"/>
+          <w:szCs w:val="20"/>
+        </w:rPr>
+        <w:t xml:space="preserve"> </w:t>
+      </w:r>
+      <w:r>
+        <w:rPr>
+          <w:rFonts w:ascii="Arial" w:eastAsia="Calibri" w:hAnsi="Arial" w:cs="Arial"/>
+          <w:b/>
+          <w:bCs/>
+          <w:sz w:val="20"/>
+          <w:szCs w:val="20"/>
+        </w:rPr>
+        <w:t>Copilot</w:t>
+      </w:r>
+      <w:r>
+        <w:rPr>
+          <w:rFonts w:ascii="Arial" w:eastAsia="Calibri" w:hAnsi="Arial" w:cs="Arial"/>
+          <w:sz w:val="20"/>
+          <w:szCs w:val="20"/>
+        </w:rPr>
+        <w:t xml:space="preserve"> and </w:t>
+      </w:r>
+      <w:r>
+        <w:rPr>
+          <w:rFonts w:ascii="Arial" w:eastAsia="Calibri" w:hAnsi="Arial" w:cs="Arial"/>
+          <w:b/>
+          <w:bCs/>
+          <w:sz w:val="20"/>
+          <w:szCs w:val="20"/>
+        </w:rPr>
+        <w:t>ChatGPT</w:t>
+      </w:r>
+      <w:r>
+        <w:rPr>
+          <w:rFonts w:ascii="Arial" w:eastAsia="Calibri" w:hAnsi="Arial" w:cs="Arial"/>
+          <w:sz w:val="20"/>
+          <w:szCs w:val="20"/>
+        </w:rPr>
+        <w:t>.</w:t>
+      </w:r>
+    </w:p>
+    <w:p>
+      <w:pPr>
+        <w:pStyle w:val="ListParagraph"/>
+        <w:numPr>
+          <w:ilvl w:val="0"/>
+          <w:numId w:val="15"/>
+        </w:numPr>
+        <w:spacing w:after="43"/>
+        <w:rPr>
+          <w:rFonts w:ascii="Arial" w:eastAsia="Calibri" w:hAnsi="Arial" w:cs="Arial"/>
+          <w:sz w:val="20"/>
+          <w:szCs w:val="20"/>
+        </w:rPr>
+      </w:pPr>
+      <w:r>
+        <w:rPr>
+          <w:rFonts w:ascii="Arial" w:eastAsia="Calibri" w:hAnsi="Arial" w:cs="Arial"/>
+          <w:sz w:val="20"/>
+          <w:szCs w:val="20"/>
+        </w:rPr>
+        <w:t xml:space="preserve">Leveraged GitHub Copilot and ChatGPT for </w:t>
+      </w:r>
+      <w:r>
+        <w:rPr>
+          <w:rFonts w:ascii="Arial" w:eastAsia="Calibri" w:hAnsi="Arial" w:cs="Arial"/>
+          <w:b/>
+          <w:bCs/>
+          <w:sz w:val="20"/>
+          <w:szCs w:val="20"/>
+        </w:rPr>
+        <w:t>faster</w:t>
+      </w:r>
+      <w:r>
+        <w:rPr>
+          <w:rFonts w:ascii="Arial" w:eastAsia="Calibri" w:hAnsi="Arial" w:cs="Arial"/>
+          <w:sz w:val="20"/>
+          <w:szCs w:val="20"/>
+        </w:rPr>
+        <w:t xml:space="preserve"> </w:t>
+      </w:r>
+      <w:r>
+        <w:rPr>
+          <w:rFonts w:ascii="Arial" w:eastAsia="Calibri" w:hAnsi="Arial" w:cs="Arial"/>
+          <w:b/>
+          <w:bCs/>
+          <w:sz w:val="20"/>
+          <w:szCs w:val="20"/>
+        </w:rPr>
+        <w:t>script generation</w:t>
+      </w:r>
+      <w:r>
+        <w:rPr>
+          <w:rFonts w:ascii="Arial" w:eastAsia="Calibri" w:hAnsi="Arial" w:cs="Arial"/>
+          <w:sz w:val="20"/>
+          <w:szCs w:val="20"/>
+        </w:rPr>
+        <w:t xml:space="preserve">, </w:t>
+      </w:r>
+      <w:r>
+        <w:rPr>
+          <w:rFonts w:ascii="Arial" w:eastAsia="Calibri" w:hAnsi="Arial" w:cs="Arial"/>
+          <w:b/>
+          <w:bCs/>
+          <w:sz w:val="20"/>
+          <w:szCs w:val="20"/>
+        </w:rPr>
+        <w:t>debugging</w:t>
+      </w:r>
+      <w:r>
+        <w:rPr>
+          <w:rFonts w:ascii="Arial" w:eastAsia="Calibri" w:hAnsi="Arial" w:cs="Arial"/>
+          <w:sz w:val="20"/>
+          <w:szCs w:val="20"/>
+        </w:rPr>
+        <w:t xml:space="preserve">, </w:t>
+      </w:r>
+      <w:r>
+        <w:rPr>
+          <w:rFonts w:ascii="Arial" w:eastAsia="Calibri" w:hAnsi="Arial" w:cs="Arial"/>
+          <w:b/>
+          <w:bCs/>
+          <w:sz w:val="20"/>
+          <w:szCs w:val="20"/>
+        </w:rPr>
+        <w:t>locator</w:t>
+      </w:r>
+      <w:r>
+        <w:rPr>
+          <w:rFonts w:ascii="Arial" w:eastAsia="Calibri" w:hAnsi="Arial" w:cs="Arial"/>
+          <w:sz w:val="20"/>
+          <w:szCs w:val="20"/>
+        </w:rPr>
+        <w:t xml:space="preserve"> </w:t>
+      </w:r>
+      <w:r>
+        <w:rPr>
+          <w:rFonts w:ascii="Arial" w:eastAsia="Calibri" w:hAnsi="Arial" w:cs="Arial"/>
+          <w:b/>
+          <w:bCs/>
+          <w:sz w:val="20"/>
+          <w:szCs w:val="20"/>
+        </w:rPr>
+        <w:t>optimization</w:t>
+      </w:r>
+      <w:r>
+        <w:rPr>
+          <w:rFonts w:ascii="Arial" w:eastAsia="Calibri" w:hAnsi="Arial" w:cs="Arial"/>
+          <w:sz w:val="20"/>
+          <w:szCs w:val="20"/>
+        </w:rPr>
+        <w:t xml:space="preserve"> and </w:t>
+      </w:r>
+      <w:r>
+        <w:rPr>
+          <w:rFonts w:ascii="Arial" w:eastAsia="Calibri" w:hAnsi="Arial" w:cs="Arial"/>
+          <w:b/>
+          <w:bCs/>
+          <w:sz w:val="20"/>
+          <w:szCs w:val="20"/>
+        </w:rPr>
+        <w:t>reusable</w:t>
+      </w:r>
+      <w:r>
+        <w:rPr>
+          <w:rFonts w:ascii="Arial" w:eastAsia="Calibri" w:hAnsi="Arial" w:cs="Arial"/>
+          <w:sz w:val="20"/>
+          <w:szCs w:val="20"/>
+        </w:rPr>
+        <w:t xml:space="preserve"> </w:t>
+      </w:r>
+      <w:r>
+        <w:rPr>
+          <w:rFonts w:ascii="Arial" w:eastAsia="Calibri" w:hAnsi="Arial" w:cs="Arial"/>
+          <w:b/>
+          <w:bCs/>
+          <w:sz w:val="20"/>
+          <w:szCs w:val="20"/>
+        </w:rPr>
+        <w:t>automation</w:t>
+      </w:r>
+      <w:r>
+        <w:rPr>
+          <w:rFonts w:ascii="Arial" w:eastAsia="Calibri" w:hAnsi="Arial" w:cs="Arial"/>
+          <w:sz w:val="20"/>
+          <w:szCs w:val="20"/>
+        </w:rPr>
+        <w:t xml:space="preserve"> component development.</w:t>
+      </w:r>
+    </w:p>
+    <w:p>
+      <w:pPr>
+        <w:pStyle w:val="ListParagraph"/>
+        <w:numPr>
+          <w:ilvl w:val="0"/>
+          <w:numId w:val="15"/>
+        </w:numPr>
+        <w:spacing w:after="43"/>
+        <w:rPr>
+          <w:rFonts w:ascii="Arial" w:eastAsia="Calibri" w:hAnsi="Arial" w:cs="Arial"/>
+          <w:sz w:val="20"/>
+          <w:szCs w:val="20"/>
+        </w:rPr>
+      </w:pPr>
+      <w:r>
+        <w:rPr>
+          <w:rFonts w:ascii="Arial" w:eastAsia="Calibri" w:hAnsi="Arial" w:cs="Arial"/>
+          <w:sz w:val="20"/>
+          <w:szCs w:val="20"/>
+        </w:rPr>
         <w:t xml:space="preserve">Built reusable test components following the </w:t>
       </w:r>
       <w:r>
@@ -3535,6 +4004,7 @@
         </w:rPr>
         <w:t xml:space="preserve">Engineering   </w:t>
       </w:r>
+      <w:proofErr w:type="gramStart"/>
       <w:r>
         <w:rPr>
           <w:rFonts w:ascii="Arial" w:hAnsi="Arial" w:cs="Arial"/>
@@ -3559,6 +4029,7 @@
         </w:rPr>
         <w:t>Information</w:t>
       </w:r>
+      <w:proofErr w:type="gramEnd"/>
       <w:r>
         <w:rPr>
           <w:rFonts w:ascii="Arial" w:hAnsi="Arial" w:cs="Arial"/>
@@ -3589,16 +4060,17 @@
           <w:sz w:val="20"/>
           <w:szCs w:val="20"/>
         </w:rPr>
-        <w:t xml:space="preserve"> |</w:t>
-      </w:r>
-      <w:r>
-        <w:rPr>
-          <w:rFonts w:ascii="Arial" w:hAnsi="Arial" w:cs="Arial"/>
-          <w:sz w:val="20"/>
-          <w:szCs w:val="20"/>
-        </w:rPr>
         <w:t xml:space="preserve"> </w:t>
       </w:r>
+      <w:proofErr w:type="gramStart"/>
+      <w:r>
+        <w:rPr>
+          <w:rFonts w:ascii="Arial" w:hAnsi="Arial" w:cs="Arial"/>
+          <w:sz w:val="20"/>
+          <w:szCs w:val="20"/>
+        </w:rPr>
+        <w:t>|</w:t>
+      </w:r>
       <w:r>
         <w:rPr>
           <w:rFonts w:ascii="Arial" w:hAnsi="Arial" w:cs="Arial"/>
@@ -3613,8 +4085,17 @@
           <w:sz w:val="20"/>
           <w:szCs w:val="20"/>
         </w:rPr>
+        <w:t xml:space="preserve"> </w:t>
+      </w:r>
+      <w:r>
+        <w:rPr>
+          <w:rFonts w:ascii="Arial" w:hAnsi="Arial" w:cs="Arial"/>
+          <w:sz w:val="20"/>
+          <w:szCs w:val="20"/>
+        </w:rPr>
         <w:t>July</w:t>
       </w:r>
+      <w:proofErr w:type="gramEnd"/>
       <w:r>
         <w:rPr>
           <w:rFonts w:ascii="Arial" w:hAnsi="Arial" w:cs="Arial"/>
@@ -3629,7 +4110,16 @@
           <w:sz w:val="20"/>
           <w:szCs w:val="20"/>
         </w:rPr>
-        <w:t>2022 |</w:t>
+        <w:t xml:space="preserve">2022 </w:t>
+      </w:r>
+      <w:proofErr w:type="gramStart"/>
+      <w:r>
+        <w:rPr>
+          <w:rFonts w:ascii="Arial" w:hAnsi="Arial" w:cs="Arial"/>
+          <w:sz w:val="20"/>
+          <w:szCs w:val="20"/>
+        </w:rPr>
+        <w:t>|</w:t>
       </w:r>
       <w:r>
         <w:rPr>
@@ -3655,6 +4145,7 @@
         </w:rPr>
         <w:t>Savitribai</w:t>
       </w:r>
+      <w:proofErr w:type="gramEnd"/>
       <w:r>
         <w:rPr>
           <w:rFonts w:ascii="Arial" w:hAnsi="Arial" w:cs="Arial"/>
@@ -3663,16 +4154,6 @@
         </w:rPr>
         <w:t xml:space="preserve"> Phule Pune University</w:t>
       </w:r>
-    </w:p>
-    <w:p>
-      <w:pPr>
-        <w:jc w:val="center"/>
-        <w:rPr>
-          <w:rFonts w:ascii="Arial" w:hAnsi="Arial" w:cs="Arial"/>
-          <w:sz w:val="20"/>
-          <w:szCs w:val="20"/>
-        </w:rPr>
-      </w:pPr>
     </w:p>
     <w:p>
       <w:pPr>
@@ -3710,6 +4191,27 @@
         </w:rPr>
         <w:tab/>
       </w:r>
+    </w:p>
+    <w:p>
+      <w:pPr>
+        <w:tabs>
+          <w:tab w:val="center" w:pos="4873"/>
+          <w:tab w:val="right" w:pos="9746"/>
+        </w:tabs>
+        <w:rPr>
+          <w:rFonts w:ascii="Arial" w:hAnsi="Arial" w:cs="Arial"/>
+          <w:b/>
+          <w:color w:val="0F9ED5" w:themeColor="accent4"/>
+          <w14:textOutline w14:w="0" w14:cap="flat" w14:cmpd="sng" w14:algn="ctr">
+            <w14:noFill/>
+            <w14:prstDash w14:val="solid"/>
+            <w14:round/>
+          </w14:textOutline>
+          <w14:props3d w14:extrusionH="57150" w14:contourW="0" w14:prstMaterial="softEdge">
+            <w14:bevelT w14:w="25400" w14:h="38100" w14:prst="circle"/>
+          </w14:props3d>
+        </w:rPr>
+      </w:pPr>
       <w:r>
         <w:rPr>
           <w:rFonts w:ascii="Arial" w:hAnsi="Arial" w:cs="Arial"/>
@@ -3791,7 +4293,7 @@
             <w14:bevelT w14:w="25400" w14:h="38100" w14:prst="circle"/>
           </w14:props3d>
         </w:rPr>
-        <w:t>RECOGNITION AND ACHIVEMENTS</w:t>
+        <w:t xml:space="preserve">                                             </w:t>
       </w:r>
       <w:r>
         <w:rPr>
@@ -3807,39 +4309,9 @@
             <w14:bevelT w14:w="25400" w14:h="38100" w14:prst="circle"/>
           </w14:props3d>
         </w:rPr>
-        <w:tab/>
-      </w:r>
-    </w:p>
-    <w:p>
-      <w:pPr>
-        <w:pStyle w:val="ListParagraph"/>
-        <w:numPr>
-          <w:ilvl w:val="0"/>
-          <w:numId w:val="10"/>
-        </w:numPr>
-        <w:spacing w:after="110"/>
-        <w:rPr>
-          <w:rFonts w:ascii="Arial" w:hAnsi="Arial" w:cs="Arial"/>
-          <w:sz w:val="20"/>
-          <w:szCs w:val="20"/>
-        </w:rPr>
-      </w:pPr>
-      <w:r>
-        <w:rPr>
-          <w:rFonts w:ascii="Arial" w:hAnsi="Arial" w:cs="Arial"/>
-          <w:sz w:val="20"/>
-          <w:szCs w:val="20"/>
-        </w:rPr>
-        <w:t>Awarded for the Rising Star award in Automation Framework (2024).</w:t>
-      </w:r>
-    </w:p>
-    <w:p>
-      <w:pPr>
-        <w:pStyle w:val="ListParagraph"/>
-        <w:tabs>
-          <w:tab w:val="center" w:pos="4873"/>
-          <w:tab w:val="right" w:pos="9746"/>
-        </w:tabs>
+        <w:t>RECOGNITION AND ACHIVEMENTS</w:t>
+      </w:r>
+      <w:r>
         <w:rPr>
           <w:rFonts w:ascii="Arial" w:hAnsi="Arial" w:cs="Arial"/>
           <w:b/>
@@ -3853,47 +4325,31 @@
             <w14:bevelT w14:w="25400" w14:h="38100" w14:prst="circle"/>
           </w14:props3d>
         </w:rPr>
-      </w:pPr>
+        <w:tab/>
+      </w:r>
     </w:p>
     <w:p>
       <w:pPr>
-        <w:jc w:val="center"/>
-        <w:rPr>
-          <w:rFonts w:ascii="Arial" w:hAnsi="Arial" w:cs="Arial"/>
-          <w:sz w:val="20"/>
-          <w:szCs w:val="20"/>
-        </w:rPr>
-      </w:pPr>
-    </w:p>
-    <w:p>
-      <w:pPr>
-        <w:jc w:val="center"/>
-        <w:rPr>
-          <w:rFonts w:ascii="Arial" w:hAnsi="Arial" w:cs="Arial"/>
-          <w:sz w:val="20"/>
-          <w:szCs w:val="20"/>
-        </w:rPr>
-      </w:pPr>
-    </w:p>
-    <w:p>
-      <w:pPr>
-        <w:jc w:val="both"/>
-        <w:rPr>
-          <w:rFonts w:ascii="Arial" w:hAnsi="Arial" w:cs="Arial"/>
-          <w:b/>
-          <w:color w:val="0F9ED5" w:themeColor="accent4"/>
-          <w:sz w:val="20"/>
-          <w:szCs w:val="20"/>
-          <w14:textOutline w14:w="0" w14:cap="flat" w14:cmpd="sng" w14:algn="ctr">
-            <w14:noFill/>
-            <w14:prstDash w14:val="solid"/>
-            <w14:round/>
-          </w14:textOutline>
-          <w14:props3d w14:extrusionH="57150" w14:contourW="0" w14:prstMaterial="softEdge">
-            <w14:bevelT w14:w="25400" w14:h="38100" w14:prst="circle"/>
-          </w14:props3d>
-        </w:rPr>
-      </w:pPr>
+        <w:pStyle w:val="ListParagraph"/>
+        <w:numPr>
+          <w:ilvl w:val="0"/>
+          <w:numId w:val="10"/>
+        </w:numPr>
+        <w:spacing w:after="110"/>
+        <w:rPr>
+          <w:rFonts w:ascii="Arial" w:hAnsi="Arial" w:cs="Arial"/>
+          <w:sz w:val="20"/>
+          <w:szCs w:val="20"/>
+        </w:rPr>
+      </w:pPr>
+      <w:r>
+        <w:rPr>
+          <w:rFonts w:ascii="Arial" w:hAnsi="Arial" w:cs="Arial"/>
+          <w:sz w:val="20"/>
+          <w:szCs w:val="20"/>
+        </w:rPr>
+        <w:t>Awarded for the Rising Star award in Automation Framework.</w:t>
+      </w:r>
     </w:p>
     <w:sectPr>
       <w:pgSz w:w="11906" w:h="16838"/>
